--- a/output/docx/ru/BUFRCREX_TableB_ru_40.docx
+++ b/output/docx/ru/BUFRCREX_TableB_ru_40.docx
@@ -13709,7 +13709,7 @@
                 <w:b w:val="0"/>
                 <w:sz w:val="16"/>
               </w:rPr>
-              <w:t>Note 114: КЛР означает кусочно-линейную регрессию в кубе и является в нулевом приближении методом оптимальной оценки.</w:t>
+              <w:t>Note B114: КЛР означает кусочно-линейную регрессию в кубе и является в нулевом приближении методом оптимальной оценки.</w:t>
             </w:r>
           </w:p>
         </w:tc>
